--- a/18_2251162214_Đoàn Hải Yến_Đề cương ĐATN_HK2_25_26.docx
+++ b/18_2251162214_Đoàn Hải Yến_Đề cương ĐATN_HK2_25_26.docx
@@ -244,7 +244,7 @@
                     </wp:anchor>
                   </w:drawing>
                 </mc:Choice>
-                <mc:Fallback xmlns:dgm="http://schemas.openxmlformats.org/drawingml/2006/diagram" xmlns:lc="http://schemas.openxmlformats.org/drawingml/2006/lockedCanvas" xmlns:c="http://schemas.openxmlformats.org/drawingml/2006/chart" xmlns:pic="http://schemas.openxmlformats.org/drawingml/2006/picture" xmlns:a="http://schemas.openxmlformats.org/drawingml/2006/main" xmlns:sl="http://schemas.openxmlformats.org/schemaLibrary/2006/main">
+                <mc:Fallback xmlns:sl="http://schemas.openxmlformats.org/schemaLibrary/2006/main" xmlns:a="http://schemas.openxmlformats.org/drawingml/2006/main" xmlns:pic="http://schemas.openxmlformats.org/drawingml/2006/picture" xmlns:c="http://schemas.openxmlformats.org/drawingml/2006/chart" xmlns:lc="http://schemas.openxmlformats.org/drawingml/2006/lockedCanvas" xmlns:dgm="http://schemas.openxmlformats.org/drawingml/2006/diagram">
                   <w:drawing>
                     <wp:anchor allowOverlap="1" behindDoc="0" distB="0" distT="0" distL="0" distR="0" hidden="0" layoutInCell="1" locked="0" relativeHeight="0" simplePos="0">
                       <wp:simplePos x="0" y="0"/>
@@ -900,23 +900,7 @@
           <w:szCs w:val="26"/>
           <w:lang w:val="vi-VN"/>
         </w:rPr>
-        <w:t xml:space="preserve"> </w:t>
-      </w:r>
-      <w:r>
-        <w:rPr>
-          <w:sz w:val="26"/>
-          <w:szCs w:val="26"/>
-          <w:lang w:val="vi-VN"/>
-        </w:rPr>
-        <w:t xml:space="preserve">nhằm lựa chọn </w:t>
-      </w:r>
-      <w:r>
-        <w:rPr>
-          <w:sz w:val="26"/>
-          <w:szCs w:val="26"/>
-          <w:lang w:val="vi-VN"/>
-        </w:rPr>
-        <w:t>mô hìn</w:t>
+        <w:t xml:space="preserve"> nhằm lựa chọn mô hìn</w:t>
       </w:r>
       <w:r>
         <w:rPr>
@@ -4350,13 +4334,167 @@
           <w:color w:val="000000"/>
           <w:sz w:val="26"/>
           <w:szCs w:val="26"/>
+        </w:rPr>
+      </w:pPr>
+      <w:r>
+        <w:rPr>
+          <w:color w:val="000000"/>
+          <w:sz w:val="26"/>
+          <w:szCs w:val="26"/>
           <w:lang w:val="vi-VN"/>
         </w:rPr>
-      </w:pPr>
+        <w:t>Xcam xác định xem độ tươi có những mức nào</w:t>
+      </w:r>
+    </w:p>
+    <w:p>
+      <w:pPr>
+        <w:pBdr>
+          <w:top w:val="nil"/>
+          <w:left w:val="nil"/>
+          <w:bottom w:val="nil"/>
+          <w:right w:val="nil"/>
+          <w:between w:val="nil"/>
+        </w:pBdr>
+        <w:spacing w:before="120" w:line="276" w:lineRule="auto"/>
+        <w:jc w:val="both"/>
+        <w:rPr>
+          <w:color w:val="000000"/>
+          <w:sz w:val="26"/>
+          <w:szCs w:val="26"/>
+        </w:rPr>
+      </w:pPr>
+      <w:r>
+        <w:rPr>
+          <w:color w:val="000000"/>
+          <w:sz w:val="26"/>
+          <w:szCs w:val="26"/>
+        </w:rPr>
+        <w:t>Xem lại mô hình đúng là dạ</w:t>
+      </w:r>
+      <w:r>
+        <w:rPr>
+          <w:color w:val="000000"/>
+          <w:sz w:val="26"/>
+          <w:szCs w:val="26"/>
+        </w:rPr>
+        <w:t>ng phân lớp hay nhìn đối tượng</w:t>
+      </w:r>
+    </w:p>
+    <w:p>
+      <w:pPr>
+        <w:pBdr>
+          <w:top w:val="nil"/>
+          <w:left w:val="nil"/>
+          <w:bottom w:val="nil"/>
+          <w:right w:val="nil"/>
+          <w:between w:val="nil"/>
+        </w:pBdr>
+        <w:spacing w:before="120" w:line="276" w:lineRule="auto"/>
+        <w:jc w:val="both"/>
+        <w:rPr>
+          <w:color w:val="000000"/>
+          <w:sz w:val="26"/>
+          <w:szCs w:val="26"/>
+        </w:rPr>
+      </w:pPr>
+      <w:r>
+        <w:rPr>
+          <w:color w:val="000000"/>
+          <w:sz w:val="26"/>
+          <w:szCs w:val="26"/>
+        </w:rPr>
+        <w:t>Đổi grad cam sang ma trận tương quan để nh</w:t>
+      </w:r>
+      <w:r>
+        <w:rPr>
+          <w:color w:val="000000"/>
+          <w:sz w:val="26"/>
+          <w:szCs w:val="26"/>
+        </w:rPr>
+        <w:t>ìn</w:t>
+      </w:r>
+    </w:p>
+    <w:p>
+      <w:pPr>
+        <w:pBdr>
+          <w:top w:val="nil"/>
+          <w:left w:val="nil"/>
+          <w:bottom w:val="nil"/>
+          <w:right w:val="nil"/>
+          <w:between w:val="nil"/>
+        </w:pBdr>
+        <w:spacing w:before="120" w:line="276" w:lineRule="auto"/>
+        <w:jc w:val="both"/>
+        <w:rPr>
+          <w:color w:val="000000"/>
+          <w:sz w:val="26"/>
+          <w:szCs w:val="26"/>
+        </w:rPr>
+      </w:pPr>
+      <w:r>
+        <w:rPr>
+          <w:color w:val="000000"/>
+          <w:sz w:val="26"/>
+          <w:szCs w:val="26"/>
+        </w:rPr>
+        <w:t>Làm kĩ lại đánh giá h</w:t>
+      </w:r>
+      <w:r>
+        <w:rPr>
+          <w:color w:val="000000"/>
+          <w:sz w:val="26"/>
+          <w:szCs w:val="26"/>
+        </w:rPr>
+        <w:t xml:space="preserve">iệu suất, điều tham số theo </w:t>
+      </w:r>
+      <w:hyperlink r:id="rId21" w:history="1">
+        <w:r>
+          <w:rPr>
+            <w:rStyle w:val="Hyperlink"/>
+            <w:sz w:val="26"/>
+            <w:szCs w:val="26"/>
+          </w:rPr>
+          <w:t>https://scikit-learn.org/stable/model_selection.html</w:t>
+        </w:r>
+      </w:hyperlink>
+      <w:r>
+        <w:rPr>
+          <w:color w:val="000000"/>
+          <w:sz w:val="26"/>
+          <w:szCs w:val="26"/>
+        </w:rPr>
+        <w:t xml:space="preserve"> - làm theo các bước đúng quy trình</w:t>
+      </w:r>
+    </w:p>
+    <w:p>
+      <w:pPr>
+        <w:pBdr>
+          <w:top w:val="nil"/>
+          <w:left w:val="nil"/>
+          <w:bottom w:val="nil"/>
+          <w:right w:val="nil"/>
+          <w:between w:val="nil"/>
+        </w:pBdr>
+        <w:spacing w:before="120" w:line="276" w:lineRule="auto"/>
+        <w:jc w:val="both"/>
+        <w:rPr>
+          <w:color w:val="000000"/>
+          <w:sz w:val="26"/>
+          <w:szCs w:val="26"/>
+        </w:rPr>
+      </w:pPr>
+      <w:r>
+        <w:rPr>
+          <w:color w:val="000000"/>
+          <w:sz w:val="26"/>
+          <w:szCs w:val="26"/>
+        </w:rPr>
+        <w:t>Xem dataset có đang chia theo 70 train 30 test như nào chia ngay từ đầu hay gộp vào rồi chia lần lượt</w:t>
+      </w:r>
     </w:p>
     <w:sectPr>
-      <w:headerReference w:type="first" r:id="rId21"/>
-      <w:footerReference w:type="first" r:id="rId22"/>
+      <w:headerReference w:type="first" r:id="rId22"/>
+      <w:footerReference w:type="first" r:id="rId23"/>
       <w:pgSz w:w="11906" w:h="16838"/>
       <w:pgMar w:top="1440" w:right="1440" w:bottom="1440" w:left="1440" w:header="720" w:footer="0" w:gutter="0"/>
       <w:pgNumType w:start="1"/>
@@ -9008,6 +9146,7 @@
   <w:style w:type="character" w:default="1" w:styleId="DefaultParagraphFont">
     <w:name w:val="Default Paragraph Font"/>
     <w:uiPriority w:val="1"/>
+    <w:semiHidden/>
     <w:unhideWhenUsed/>
   </w:style>
   <w:style w:type="table" w:default="1" w:styleId="TableNormal">
@@ -9571,28 +9710,28 @@
 </file>
 
 <file path=customXml/item1.xml><?xml version="1.0" encoding="utf-8"?>
-<b:Sources xmlns:b="http://schemas.openxmlformats.org/officeDocument/2006/bibliography" xmlns="http://schemas.openxmlformats.org/officeDocument/2006/bibliography" SelectedStyle="\APASixthEditionOfficeOnline.xsl" StyleName="APA" Version="6"/>
-</file>
-
-<file path=customXml/item2.xml><?xml version="1.0" encoding="utf-8"?>
 <go:gDocsCustomXmlDataStorage xmlns:go="http://customooxmlschemas.google.com/" xmlns:r="http://schemas.openxmlformats.org/officeDocument/2006/relationships" uri="GoogleDocsCustomDataVersion2">
   <go:docsCustomData xmlns:go="http://customooxmlschemas.google.com/" roundtripDataSignature="AMtx7mjPk2Fu+E5U2quOJZQSS89bGKGsug==">CgMxLjA4AHIhMVVoYm15c1c2TDgweDlxRlRvcERYQUpIWnNSSHppeDZy</go:docsCustomData>
 </go:gDocsCustomXmlDataStorage>
 </file>
 
-<file path=customXml/itemProps1.xml><?xml version="1.0" encoding="utf-8"?>
-<ds:datastoreItem xmlns:ds="http://schemas.openxmlformats.org/officeDocument/2006/customXml" ds:itemID="{BD29395C-B56D-4AB3-AEB2-D9AD2BD38275}">
-  <ds:schemaRefs>
-    <ds:schemaRef ds:uri="http://schemas.openxmlformats.org/officeDocument/2006/bibliography"/>
-  </ds:schemaRefs>
-</ds:datastoreItem>
+<file path=customXml/item2.xml><?xml version="1.0" encoding="utf-8"?>
+<b:Sources xmlns:b="http://schemas.openxmlformats.org/officeDocument/2006/bibliography" xmlns="http://schemas.openxmlformats.org/officeDocument/2006/bibliography" SelectedStyle="\APASixthEditionOfficeOnline.xsl" StyleName="APA" Version="6"/>
 </file>
 
-<file path=customXml/itemProps2.xml><?xml version="1.0" encoding="utf-8"?>
+<file path=customXml/itemProps1.xml><?xml version="1.0" encoding="utf-8"?>
 <ds:datastoreItem xmlns:ds="http://schemas.openxmlformats.org/officeDocument/2006/customXml" ds:itemID="{11111111-1234-1234-1234-123412341234}">
   <ds:schemaRefs>
     <ds:schemaRef ds:uri="http://customooxmlschemas.google.com/"/>
     <ds:schemaRef ds:uri="http://schemas.openxmlformats.org/officeDocument/2006/relationships"/>
   </ds:schemaRefs>
 </ds:datastoreItem>
+</file>
+
+<file path=customXml/itemProps2.xml><?xml version="1.0" encoding="utf-8"?>
+<ds:datastoreItem xmlns:ds="http://schemas.openxmlformats.org/officeDocument/2006/customXml" ds:itemID="{BD29395C-B56D-4AB3-AEB2-D9AD2BD38275}">
+  <ds:schemaRefs>
+    <ds:schemaRef ds:uri="http://schemas.openxmlformats.org/officeDocument/2006/bibliography"/>
+  </ds:schemaRefs>
+</ds:datastoreItem>
 </file>